--- a/Diners_SumitClub_Migration_Analysis.docx
+++ b/Diners_SumitClub_Migration_Analysis.docx
@@ -19604,6 +19604,7 @@
         <w:gridCol w:w="100"/>
         <w:gridCol w:w="100"/>
         <w:gridCol w:w="100"/>
+        <w:gridCol w:w="100"/>
       </w:tblGrid>
       <w:tr>
         <w:trPr>
@@ -19611,7 +19612,7 @@
         </w:trPr>
         <w:tc>
           <w:tcPr>
-            <w:tcW w:type="pct" w:w="40%"/>
+            <w:tcW w:type="pct" w:w="24%"/>
             <w:shd w:fill="1F3864" w:color="auto" w:val="clear"/>
             <w:tcMar>
               <w:top w:type="dxa" w:w="40"/>
@@ -19640,7 +19641,7 @@
         </w:tc>
         <w:tc>
           <w:tcPr>
-            <w:tcW w:type="pct" w:w="12%"/>
+            <w:tcW w:type="pct" w:w="8%"/>
             <w:shd w:fill="1F3864" w:color="auto" w:val="clear"/>
             <w:tcMar>
               <w:top w:type="dxa" w:w="40"/>
@@ -19669,7 +19670,7 @@
         </w:tc>
         <w:tc>
           <w:tcPr>
-            <w:tcW w:type="pct" w:w="24%"/>
+            <w:tcW w:type="pct" w:w="16%"/>
             <w:shd w:fill="1F3864" w:color="auto" w:val="clear"/>
             <w:tcMar>
               <w:top w:type="dxa" w:w="40"/>
@@ -19725,6 +19726,35 @@
             </w:r>
           </w:p>
         </w:tc>
+        <w:tc>
+          <w:tcPr>
+            <w:tcW w:type="pct" w:w="28%"/>
+            <w:shd w:fill="1F3864" w:color="auto" w:val="clear"/>
+            <w:tcMar>
+              <w:top w:type="dxa" w:w="40"/>
+              <w:left w:type="dxa" w:w="80"/>
+              <w:bottom w:type="dxa" w:w="40"/>
+              <w:right w:type="dxa" w:w="80"/>
+            </w:tcMar>
+          </w:tcPr>
+          <w:p>
+            <w:pPr>
+              <w:spacing w:after="20" w:before="20"/>
+              <w:jc w:val="center"/>
+            </w:pPr>
+            <w:r>
+              <w:rPr>
+                <w:rFonts w:ascii="Calibri" w:cs="Calibri" w:eastAsia="Calibri" w:hAnsi="Calibri"/>
+                <w:b/>
+                <w:bCs/>
+                <w:color w:val="FFFFFF"/>
+                <w:sz w:val="18"/>
+                <w:szCs w:val="18"/>
+              </w:rPr>
+              <w:t xml:space="preserve">URL pattern</w:t>
+            </w:r>
+          </w:p>
+        </w:tc>
       </w:tr>
       <w:tr>
         <w:tc>
@@ -19839,6 +19869,34 @@
             </w:r>
           </w:p>
         </w:tc>
+        <w:tc>
+          <w:tcPr>
+            <w:shd w:fill="FFFFFF" w:color="auto" w:val="clear"/>
+            <w:tcMar>
+              <w:top w:type="dxa" w:w="40"/>
+              <w:left w:type="dxa" w:w="80"/>
+              <w:bottom w:type="dxa" w:w="40"/>
+              <w:right w:type="dxa" w:w="80"/>
+            </w:tcMar>
+          </w:tcPr>
+          <w:p>
+            <w:pPr>
+              <w:spacing w:after="20" w:before="20"/>
+              <w:jc w:val="left"/>
+            </w:pPr>
+            <w:r>
+              <w:rPr>
+                <w:rFonts w:ascii="Calibri" w:cs="Calibri" w:eastAsia="Calibri" w:hAnsi="Calibri"/>
+                <w:b w:val="false"/>
+                <w:bCs w:val="false"/>
+                <w:color w:val="000000"/>
+                <w:sz w:val="18"/>
+                <w:szCs w:val="18"/>
+              </w:rPr>
+              <w:t xml:space="preserve">/ja/magazine/**</w:t>
+            </w:r>
+          </w:p>
+        </w:tc>
       </w:tr>
       <w:tr>
         <w:tc>
@@ -19953,6 +20011,34 @@
             </w:r>
           </w:p>
         </w:tc>
+        <w:tc>
+          <w:tcPr>
+            <w:shd w:fill="F2F5FB" w:color="auto" w:val="clear"/>
+            <w:tcMar>
+              <w:top w:type="dxa" w:w="40"/>
+              <w:left w:type="dxa" w:w="80"/>
+              <w:bottom w:type="dxa" w:w="40"/>
+              <w:right w:type="dxa" w:w="80"/>
+            </w:tcMar>
+          </w:tcPr>
+          <w:p>
+            <w:pPr>
+              <w:spacing w:after="20" w:before="20"/>
+              <w:jc w:val="left"/>
+            </w:pPr>
+            <w:r>
+              <w:rPr>
+                <w:rFonts w:ascii="Calibri" w:cs="Calibri" w:eastAsia="Calibri" w:hAnsi="Calibri"/>
+                <w:b w:val="false"/>
+                <w:bCs w:val="false"/>
+                <w:color w:val="000000"/>
+                <w:sz w:val="18"/>
+                <w:szCs w:val="18"/>
+              </w:rPr>
+              <w:t xml:space="preserve">/ja/benefit/**</w:t>
+            </w:r>
+          </w:p>
+        </w:tc>
       </w:tr>
       <w:tr>
         <w:tc>
@@ -20067,6 +20153,34 @@
             </w:r>
           </w:p>
         </w:tc>
+        <w:tc>
+          <w:tcPr>
+            <w:shd w:fill="FFFFFF" w:color="auto" w:val="clear"/>
+            <w:tcMar>
+              <w:top w:type="dxa" w:w="40"/>
+              <w:left w:type="dxa" w:w="80"/>
+              <w:bottom w:type="dxa" w:w="40"/>
+              <w:right w:type="dxa" w:w="80"/>
+            </w:tcMar>
+          </w:tcPr>
+          <w:p>
+            <w:pPr>
+              <w:spacing w:after="20" w:before="20"/>
+              <w:jc w:val="left"/>
+            </w:pPr>
+            <w:r>
+              <w:rPr>
+                <w:rFonts w:ascii="Calibri" w:cs="Calibri" w:eastAsia="Calibri" w:hAnsi="Calibri"/>
+                <w:b w:val="false"/>
+                <w:bCs w:val="false"/>
+                <w:color w:val="000000"/>
+                <w:sz w:val="18"/>
+                <w:szCs w:val="18"/>
+              </w:rPr>
+              <w:t xml:space="preserve">/ja/press/** (e.g. inf_YYYYMMDD.html)</w:t>
+            </w:r>
+          </w:p>
+        </w:tc>
       </w:tr>
       <w:tr>
         <w:tc>
@@ -20181,6 +20295,34 @@
             </w:r>
           </w:p>
         </w:tc>
+        <w:tc>
+          <w:tcPr>
+            <w:shd w:fill="F2F5FB" w:color="auto" w:val="clear"/>
+            <w:tcMar>
+              <w:top w:type="dxa" w:w="40"/>
+              <w:left w:type="dxa" w:w="80"/>
+              <w:bottom w:type="dxa" w:w="40"/>
+              <w:right w:type="dxa" w:w="80"/>
+            </w:tcMar>
+          </w:tcPr>
+          <w:p>
+            <w:pPr>
+              <w:spacing w:after="20" w:before="20"/>
+              <w:jc w:val="left"/>
+            </w:pPr>
+            <w:r>
+              <w:rPr>
+                <w:rFonts w:ascii="Calibri" w:cs="Calibri" w:eastAsia="Calibri" w:hAnsi="Calibri"/>
+                <w:b w:val="false"/>
+                <w:bCs w:val="false"/>
+                <w:color w:val="000000"/>
+                <w:sz w:val="18"/>
+                <w:szCs w:val="18"/>
+              </w:rPr>
+              <w:t xml:space="preserve">/ja/event/**</w:t>
+            </w:r>
+          </w:p>
+        </w:tc>
       </w:tr>
       <w:tr>
         <w:tc>
@@ -20295,6 +20437,34 @@
             </w:r>
           </w:p>
         </w:tc>
+        <w:tc>
+          <w:tcPr>
+            <w:shd w:fill="FFFFFF" w:color="auto" w:val="clear"/>
+            <w:tcMar>
+              <w:top w:type="dxa" w:w="40"/>
+              <w:left w:type="dxa" w:w="80"/>
+              <w:bottom w:type="dxa" w:w="40"/>
+              <w:right w:type="dxa" w:w="80"/>
+            </w:tcMar>
+          </w:tcPr>
+          <w:p>
+            <w:pPr>
+              <w:spacing w:after="20" w:before="20"/>
+              <w:jc w:val="left"/>
+            </w:pPr>
+            <w:r>
+              <w:rPr>
+                <w:rFonts w:ascii="Calibri" w:cs="Calibri" w:eastAsia="Calibri" w:hAnsi="Calibri"/>
+                <w:b w:val="false"/>
+                <w:bCs w:val="false"/>
+                <w:color w:val="000000"/>
+                <w:sz w:val="18"/>
+                <w:szCs w:val="18"/>
+              </w:rPr>
+              <w:t xml:space="preserve">/ja/travel/**</w:t>
+            </w:r>
+          </w:p>
+        </w:tc>
       </w:tr>
       <w:tr>
         <w:tc>
@@ -20409,6 +20579,34 @@
             </w:r>
           </w:p>
         </w:tc>
+        <w:tc>
+          <w:tcPr>
+            <w:shd w:fill="F2F5FB" w:color="auto" w:val="clear"/>
+            <w:tcMar>
+              <w:top w:type="dxa" w:w="40"/>
+              <w:left w:type="dxa" w:w="80"/>
+              <w:bottom w:type="dxa" w:w="40"/>
+              <w:right w:type="dxa" w:w="80"/>
+            </w:tcMar>
+          </w:tcPr>
+          <w:p>
+            <w:pPr>
+              <w:spacing w:after="20" w:before="20"/>
+              <w:jc w:val="left"/>
+            </w:pPr>
+            <w:r>
+              <w:rPr>
+                <w:rFonts w:ascii="Calibri" w:cs="Calibri" w:eastAsia="Calibri" w:hAnsi="Calibri"/>
+                <w:b w:val="false"/>
+                <w:bCs w:val="false"/>
+                <w:color w:val="000000"/>
+                <w:sz w:val="18"/>
+                <w:szCs w:val="18"/>
+              </w:rPr>
+              <w:t xml:space="preserve">/ja/lifestyle/**</w:t>
+            </w:r>
+          </w:p>
+        </w:tc>
       </w:tr>
       <w:tr>
         <w:tc>
@@ -20523,6 +20721,34 @@
             </w:r>
           </w:p>
         </w:tc>
+        <w:tc>
+          <w:tcPr>
+            <w:shd w:fill="FFFFFF" w:color="auto" w:val="clear"/>
+            <w:tcMar>
+              <w:top w:type="dxa" w:w="40"/>
+              <w:left w:type="dxa" w:w="80"/>
+              <w:bottom w:type="dxa" w:w="40"/>
+              <w:right w:type="dxa" w:w="80"/>
+            </w:tcMar>
+          </w:tcPr>
+          <w:p>
+            <w:pPr>
+              <w:spacing w:after="20" w:before="20"/>
+              <w:jc w:val="left"/>
+            </w:pPr>
+            <w:r>
+              <w:rPr>
+                <w:rFonts w:ascii="Calibri" w:cs="Calibri" w:eastAsia="Calibri" w:hAnsi="Calibri"/>
+                <w:b w:val="false"/>
+                <w:bCs w:val="false"/>
+                <w:color w:val="000000"/>
+                <w:sz w:val="18"/>
+                <w:szCs w:val="18"/>
+              </w:rPr>
+              <w:t xml:space="preserve">/ja/cardlineup/**</w:t>
+            </w:r>
+          </w:p>
+        </w:tc>
       </w:tr>
       <w:tr>
         <w:tc>
@@ -20637,6 +20863,34 @@
             </w:r>
           </w:p>
         </w:tc>
+        <w:tc>
+          <w:tcPr>
+            <w:shd w:fill="F2F5FB" w:color="auto" w:val="clear"/>
+            <w:tcMar>
+              <w:top w:type="dxa" w:w="40"/>
+              <w:left w:type="dxa" w:w="80"/>
+              <w:bottom w:type="dxa" w:w="40"/>
+              <w:right w:type="dxa" w:w="80"/>
+            </w:tcMar>
+          </w:tcPr>
+          <w:p>
+            <w:pPr>
+              <w:spacing w:after="20" w:before="20"/>
+              <w:jc w:val="left"/>
+            </w:pPr>
+            <w:r>
+              <w:rPr>
+                <w:rFonts w:ascii="Calibri" w:cs="Calibri" w:eastAsia="Calibri" w:hAnsi="Calibri"/>
+                <w:b w:val="false"/>
+                <w:bCs w:val="false"/>
+                <w:color w:val="000000"/>
+                <w:sz w:val="18"/>
+                <w:szCs w:val="18"/>
+              </w:rPr>
+              <w:t xml:space="preserve">/ja/corporate/**, /ja/corporate.html</w:t>
+            </w:r>
+          </w:p>
+        </w:tc>
       </w:tr>
       <w:tr>
         <w:tc>
@@ -20751,6 +21005,34 @@
             </w:r>
           </w:p>
         </w:tc>
+        <w:tc>
+          <w:tcPr>
+            <w:shd w:fill="FFFFFF" w:color="auto" w:val="clear"/>
+            <w:tcMar>
+              <w:top w:type="dxa" w:w="40"/>
+              <w:left w:type="dxa" w:w="80"/>
+              <w:bottom w:type="dxa" w:w="40"/>
+              <w:right w:type="dxa" w:w="80"/>
+            </w:tcMar>
+          </w:tcPr>
+          <w:p>
+            <w:pPr>
+              <w:spacing w:after="20" w:before="20"/>
+              <w:jc w:val="left"/>
+            </w:pPr>
+            <w:r>
+              <w:rPr>
+                <w:rFonts w:ascii="Calibri" w:cs="Calibri" w:eastAsia="Calibri" w:hAnsi="Calibri"/>
+                <w:b w:val="false"/>
+                <w:bCs w:val="false"/>
+                <w:color w:val="000000"/>
+                <w:sz w:val="18"/>
+                <w:szCs w:val="18"/>
+              </w:rPr>
+              <w:t xml:space="preserve">/ja/merchant/**</w:t>
+            </w:r>
+          </w:p>
+        </w:tc>
       </w:tr>
       <w:tr>
         <w:tc>
@@ -20865,6 +21147,34 @@
             </w:r>
           </w:p>
         </w:tc>
+        <w:tc>
+          <w:tcPr>
+            <w:shd w:fill="F2F5FB" w:color="auto" w:val="clear"/>
+            <w:tcMar>
+              <w:top w:type="dxa" w:w="40"/>
+              <w:left w:type="dxa" w:w="80"/>
+              <w:bottom w:type="dxa" w:w="40"/>
+              <w:right w:type="dxa" w:w="80"/>
+            </w:tcMar>
+          </w:tcPr>
+          <w:p>
+            <w:pPr>
+              <w:spacing w:after="20" w:before="20"/>
+              <w:jc w:val="left"/>
+            </w:pPr>
+            <w:r>
+              <w:rPr>
+                <w:rFonts w:ascii="Calibri" w:cs="Calibri" w:eastAsia="Calibri" w:hAnsi="Calibri"/>
+                <w:b w:val="false"/>
+                <w:bCs w:val="false"/>
+                <w:color w:val="000000"/>
+                <w:sz w:val="18"/>
+                <w:szCs w:val="18"/>
+              </w:rPr>
+              <w:t xml:space="preserve">/ja/usage/** (incl. /usage/3d_secure/**)</w:t>
+            </w:r>
+          </w:p>
+        </w:tc>
       </w:tr>
       <w:tr>
         <w:tc>
@@ -20979,6 +21289,34 @@
             </w:r>
           </w:p>
         </w:tc>
+        <w:tc>
+          <w:tcPr>
+            <w:shd w:fill="FFFFFF" w:color="auto" w:val="clear"/>
+            <w:tcMar>
+              <w:top w:type="dxa" w:w="40"/>
+              <w:left w:type="dxa" w:w="80"/>
+              <w:bottom w:type="dxa" w:w="40"/>
+              <w:right w:type="dxa" w:w="80"/>
+            </w:tcMar>
+          </w:tcPr>
+          <w:p>
+            <w:pPr>
+              <w:spacing w:after="20" w:before="20"/>
+              <w:jc w:val="left"/>
+            </w:pPr>
+            <w:r>
+              <w:rPr>
+                <w:rFonts w:ascii="Calibri" w:cs="Calibri" w:eastAsia="Calibri" w:hAnsi="Calibri"/>
+                <w:b w:val="false"/>
+                <w:bCs w:val="false"/>
+                <w:color w:val="000000"/>
+                <w:sz w:val="18"/>
+                <w:szCs w:val="18"/>
+              </w:rPr>
+              <w:t xml:space="preserve">/ja/point/**, /ja/gourmet/**, /ja/golf/**</w:t>
+            </w:r>
+          </w:p>
+        </w:tc>
       </w:tr>
       <w:tr>
         <w:tc>
@@ -21093,6 +21431,34 @@
             </w:r>
           </w:p>
         </w:tc>
+        <w:tc>
+          <w:tcPr>
+            <w:shd w:fill="F2F5FB" w:color="auto" w:val="clear"/>
+            <w:tcMar>
+              <w:top w:type="dxa" w:w="40"/>
+              <w:left w:type="dxa" w:w="80"/>
+              <w:bottom w:type="dxa" w:w="40"/>
+              <w:right w:type="dxa" w:w="80"/>
+            </w:tcMar>
+          </w:tcPr>
+          <w:p>
+            <w:pPr>
+              <w:spacing w:after="20" w:before="20"/>
+              <w:jc w:val="left"/>
+            </w:pPr>
+            <w:r>
+              <w:rPr>
+                <w:rFonts w:ascii="Calibri" w:cs="Calibri" w:eastAsia="Calibri" w:hAnsi="Calibri"/>
+                <w:b w:val="false"/>
+                <w:bCs w:val="false"/>
+                <w:color w:val="000000"/>
+                <w:sz w:val="18"/>
+                <w:szCs w:val="18"/>
+              </w:rPr>
+              <w:t xml:space="preserve">/ja/cpn_evt/**</w:t>
+            </w:r>
+          </w:p>
+        </w:tc>
       </w:tr>
       <w:tr>
         <w:tc>
@@ -21207,6 +21573,34 @@
             </w:r>
           </w:p>
         </w:tc>
+        <w:tc>
+          <w:tcPr>
+            <w:shd w:fill="FFFFFF" w:color="auto" w:val="clear"/>
+            <w:tcMar>
+              <w:top w:type="dxa" w:w="40"/>
+              <w:left w:type="dxa" w:w="80"/>
+              <w:bottom w:type="dxa" w:w="40"/>
+              <w:right w:type="dxa" w:w="80"/>
+            </w:tcMar>
+          </w:tcPr>
+          <w:p>
+            <w:pPr>
+              <w:spacing w:after="20" w:before="20"/>
+              <w:jc w:val="left"/>
+            </w:pPr>
+            <w:r>
+              <w:rPr>
+                <w:rFonts w:ascii="Calibri" w:cs="Calibri" w:eastAsia="Calibri" w:hAnsi="Calibri"/>
+                <w:b w:val="false"/>
+                <w:bCs w:val="false"/>
+                <w:color w:val="000000"/>
+                <w:sz w:val="18"/>
+                <w:szCs w:val="18"/>
+              </w:rPr>
+              <w:t xml:space="preserve">/ja/shopping/**, /ja/finance/**, /ja/insurance/**, /ja/kameiten/**, /ja/payment/**</w:t>
+            </w:r>
+          </w:p>
+        </w:tc>
       </w:tr>
       <w:tr>
         <w:tc>
@@ -21321,6 +21715,34 @@
             </w:r>
           </w:p>
         </w:tc>
+        <w:tc>
+          <w:tcPr>
+            <w:shd w:fill="F2F5FB" w:color="auto" w:val="clear"/>
+            <w:tcMar>
+              <w:top w:type="dxa" w:w="40"/>
+              <w:left w:type="dxa" w:w="80"/>
+              <w:bottom w:type="dxa" w:w="40"/>
+              <w:right w:type="dxa" w:w="80"/>
+            </w:tcMar>
+          </w:tcPr>
+          <w:p>
+            <w:pPr>
+              <w:spacing w:after="20" w:before="20"/>
+              <w:jc w:val="left"/>
+            </w:pPr>
+            <w:r>
+              <w:rPr>
+                <w:rFonts w:ascii="Calibri" w:cs="Calibri" w:eastAsia="Calibri" w:hAnsi="Calibri"/>
+                <w:b w:val="false"/>
+                <w:bCs w:val="false"/>
+                <w:color w:val="000000"/>
+                <w:sz w:val="18"/>
+                <w:szCs w:val="18"/>
+              </w:rPr>
+              <w:t xml:space="preserve">/ja/privacy*.html, /ja/tc.html, /ja/smallprint*, /ja/about/**, /ja/sponsorship*</w:t>
+            </w:r>
+          </w:p>
+        </w:tc>
       </w:tr>
       <w:tr>
         <w:tc>
@@ -21432,6 +21854,34 @@
                 <w:szCs w:val="18"/>
               </w:rPr>
               <w:t xml:space="preserve">Bespoke homepage layout</w:t>
+            </w:r>
+          </w:p>
+        </w:tc>
+        <w:tc>
+          <w:tcPr>
+            <w:shd w:fill="FFFFFF" w:color="auto" w:val="clear"/>
+            <w:tcMar>
+              <w:top w:type="dxa" w:w="40"/>
+              <w:left w:type="dxa" w:w="80"/>
+              <w:bottom w:type="dxa" w:w="40"/>
+              <w:right w:type="dxa" w:w="80"/>
+            </w:tcMar>
+          </w:tcPr>
+          <w:p>
+            <w:pPr>
+              <w:spacing w:after="20" w:before="20"/>
+              <w:jc w:val="left"/>
+            </w:pPr>
+            <w:r>
+              <w:rPr>
+                <w:rFonts w:ascii="Calibri" w:cs="Calibri" w:eastAsia="Calibri" w:hAnsi="Calibri"/>
+                <w:b w:val="false"/>
+                <w:bCs w:val="false"/>
+                <w:color w:val="000000"/>
+                <w:sz w:val="18"/>
+                <w:szCs w:val="18"/>
+              </w:rPr>
+              <w:t xml:space="preserve">/ja/index.html, /ja/*.html (top-level)</w:t>
             </w:r>
           </w:p>
         </w:tc>

--- a/Diners_SumitClub_Migration_Analysis.docx
+++ b/Diners_SumitClub_Migration_Analysis.docx
@@ -21938,6 +21938,7 @@
         <w:gridCol w:w="100"/>
         <w:gridCol w:w="100"/>
         <w:gridCol w:w="100"/>
+        <w:gridCol w:w="100"/>
       </w:tblGrid>
       <w:tr>
         <w:trPr>
@@ -21945,7 +21946,7 @@
         </w:trPr>
         <w:tc>
           <w:tcPr>
-            <w:tcW w:type="pct" w:w="40%"/>
+            <w:tcW w:type="pct" w:w="24%"/>
             <w:shd w:fill="1F3864" w:color="auto" w:val="clear"/>
             <w:tcMar>
               <w:top w:type="dxa" w:w="40"/>
@@ -21974,7 +21975,7 @@
         </w:tc>
         <w:tc>
           <w:tcPr>
-            <w:tcW w:type="pct" w:w="12%"/>
+            <w:tcW w:type="pct" w:w="8%"/>
             <w:shd w:fill="1F3864" w:color="auto" w:val="clear"/>
             <w:tcMar>
               <w:top w:type="dxa" w:w="40"/>
@@ -22003,7 +22004,7 @@
         </w:tc>
         <w:tc>
           <w:tcPr>
-            <w:tcW w:type="pct" w:w="24%"/>
+            <w:tcW w:type="pct" w:w="16%"/>
             <w:shd w:fill="1F3864" w:color="auto" w:val="clear"/>
             <w:tcMar>
               <w:top w:type="dxa" w:w="40"/>
@@ -22059,6 +22060,35 @@
             </w:r>
           </w:p>
         </w:tc>
+        <w:tc>
+          <w:tcPr>
+            <w:tcW w:type="pct" w:w="28%"/>
+            <w:shd w:fill="1F3864" w:color="auto" w:val="clear"/>
+            <w:tcMar>
+              <w:top w:type="dxa" w:w="40"/>
+              <w:left w:type="dxa" w:w="80"/>
+              <w:bottom w:type="dxa" w:w="40"/>
+              <w:right w:type="dxa" w:w="80"/>
+            </w:tcMar>
+          </w:tcPr>
+          <w:p>
+            <w:pPr>
+              <w:spacing w:after="20" w:before="20"/>
+              <w:jc w:val="center"/>
+            </w:pPr>
+            <w:r>
+              <w:rPr>
+                <w:rFonts w:ascii="Calibri" w:cs="Calibri" w:eastAsia="Calibri" w:hAnsi="Calibri"/>
+                <w:b/>
+                <w:bCs/>
+                <w:color w:val="FFFFFF"/>
+                <w:sz w:val="18"/>
+                <w:szCs w:val="18"/>
+              </w:rPr>
+              <w:t xml:space="preserve">URL pattern</w:t>
+            </w:r>
+          </w:p>
+        </w:tc>
       </w:tr>
       <w:tr>
         <w:tc>
@@ -22173,6 +22203,34 @@
             </w:r>
           </w:p>
         </w:tc>
+        <w:tc>
+          <w:tcPr>
+            <w:shd w:fill="FFFFFF" w:color="auto" w:val="clear"/>
+            <w:tcMar>
+              <w:top w:type="dxa" w:w="40"/>
+              <w:left w:type="dxa" w:w="80"/>
+              <w:bottom w:type="dxa" w:w="40"/>
+              <w:right w:type="dxa" w:w="80"/>
+            </w:tcMar>
+          </w:tcPr>
+          <w:p>
+            <w:pPr>
+              <w:spacing w:after="20" w:before="20"/>
+              <w:jc w:val="left"/>
+            </w:pPr>
+            <w:r>
+              <w:rPr>
+                <w:rFonts w:ascii="Calibri" w:cs="Calibri" w:eastAsia="Calibri" w:hAnsi="Calibri"/>
+                <w:b w:val="false"/>
+                <w:bCs w:val="false"/>
+                <w:color w:val="000000"/>
+                <w:sz w:val="18"/>
+                <w:szCs w:val="18"/>
+              </w:rPr>
+              <w:t xml:space="preserve">/ja/notice/** (e.g. inf_YYYYMMDD.html)</w:t>
+            </w:r>
+          </w:p>
+        </w:tc>
       </w:tr>
       <w:tr>
         <w:tc>
@@ -22287,6 +22345,34 @@
             </w:r>
           </w:p>
         </w:tc>
+        <w:tc>
+          <w:tcPr>
+            <w:shd w:fill="F2F5FB" w:color="auto" w:val="clear"/>
+            <w:tcMar>
+              <w:top w:type="dxa" w:w="40"/>
+              <w:left w:type="dxa" w:w="80"/>
+              <w:bottom w:type="dxa" w:w="40"/>
+              <w:right w:type="dxa" w:w="80"/>
+            </w:tcMar>
+          </w:tcPr>
+          <w:p>
+            <w:pPr>
+              <w:spacing w:after="20" w:before="20"/>
+              <w:jc w:val="left"/>
+            </w:pPr>
+            <w:r>
+              <w:rPr>
+                <w:rFonts w:ascii="Calibri" w:cs="Calibri" w:eastAsia="Calibri" w:hAnsi="Calibri"/>
+                <w:b w:val="false"/>
+                <w:bCs w:val="false"/>
+                <w:color w:val="000000"/>
+                <w:sz w:val="18"/>
+                <w:szCs w:val="18"/>
+              </w:rPr>
+              <w:t xml:space="preserve">/ja/loginPage/**, /ja/loginPage.html</w:t>
+            </w:r>
+          </w:p>
+        </w:tc>
       </w:tr>
       <w:tr>
         <w:tc>
@@ -22401,6 +22487,34 @@
             </w:r>
           </w:p>
         </w:tc>
+        <w:tc>
+          <w:tcPr>
+            <w:shd w:fill="FFFFFF" w:color="auto" w:val="clear"/>
+            <w:tcMar>
+              <w:top w:type="dxa" w:w="40"/>
+              <w:left w:type="dxa" w:w="80"/>
+              <w:bottom w:type="dxa" w:w="40"/>
+              <w:right w:type="dxa" w:w="80"/>
+            </w:tcMar>
+          </w:tcPr>
+          <w:p>
+            <w:pPr>
+              <w:spacing w:after="20" w:before="20"/>
+              <w:jc w:val="left"/>
+            </w:pPr>
+            <w:r>
+              <w:rPr>
+                <w:rFonts w:ascii="Calibri" w:cs="Calibri" w:eastAsia="Calibri" w:hAnsi="Calibri"/>
+                <w:b w:val="false"/>
+                <w:bCs w:val="false"/>
+                <w:color w:val="000000"/>
+                <w:sz w:val="18"/>
+                <w:szCs w:val="18"/>
+              </w:rPr>
+              <w:t xml:space="preserve">/ja/travel/**</w:t>
+            </w:r>
+          </w:p>
+        </w:tc>
       </w:tr>
       <w:tr>
         <w:tc>
@@ -22515,6 +22629,34 @@
             </w:r>
           </w:p>
         </w:tc>
+        <w:tc>
+          <w:tcPr>
+            <w:shd w:fill="F2F5FB" w:color="auto" w:val="clear"/>
+            <w:tcMar>
+              <w:top w:type="dxa" w:w="40"/>
+              <w:left w:type="dxa" w:w="80"/>
+              <w:bottom w:type="dxa" w:w="40"/>
+              <w:right w:type="dxa" w:w="80"/>
+            </w:tcMar>
+          </w:tcPr>
+          <w:p>
+            <w:pPr>
+              <w:spacing w:after="20" w:before="20"/>
+              <w:jc w:val="left"/>
+            </w:pPr>
+            <w:r>
+              <w:rPr>
+                <w:rFonts w:ascii="Calibri" w:cs="Calibri" w:eastAsia="Calibri" w:hAnsi="Calibri"/>
+                <w:b w:val="false"/>
+                <w:bCs w:val="false"/>
+                <w:color w:val="000000"/>
+                <w:sz w:val="18"/>
+                <w:szCs w:val="18"/>
+              </w:rPr>
+              <w:t xml:space="preserve">/ja/usage/**</w:t>
+            </w:r>
+          </w:p>
+        </w:tc>
       </w:tr>
       <w:tr>
         <w:tc>
@@ -22629,6 +22771,34 @@
             </w:r>
           </w:p>
         </w:tc>
+        <w:tc>
+          <w:tcPr>
+            <w:shd w:fill="FFFFFF" w:color="auto" w:val="clear"/>
+            <w:tcMar>
+              <w:top w:type="dxa" w:w="40"/>
+              <w:left w:type="dxa" w:w="80"/>
+              <w:bottom w:type="dxa" w:w="40"/>
+              <w:right w:type="dxa" w:w="80"/>
+            </w:tcMar>
+          </w:tcPr>
+          <w:p>
+            <w:pPr>
+              <w:spacing w:after="20" w:before="20"/>
+              <w:jc w:val="left"/>
+            </w:pPr>
+            <w:r>
+              <w:rPr>
+                <w:rFonts w:ascii="Calibri" w:cs="Calibri" w:eastAsia="Calibri" w:hAnsi="Calibri"/>
+                <w:b w:val="false"/>
+                <w:bCs w:val="false"/>
+                <w:color w:val="000000"/>
+                <w:sz w:val="18"/>
+                <w:szCs w:val="18"/>
+              </w:rPr>
+              <w:t xml:space="preserve">/ja/cardlineup/**</w:t>
+            </w:r>
+          </w:p>
+        </w:tc>
       </w:tr>
       <w:tr>
         <w:tc>
@@ -22743,6 +22913,34 @@
             </w:r>
           </w:p>
         </w:tc>
+        <w:tc>
+          <w:tcPr>
+            <w:shd w:fill="F2F5FB" w:color="auto" w:val="clear"/>
+            <w:tcMar>
+              <w:top w:type="dxa" w:w="40"/>
+              <w:left w:type="dxa" w:w="80"/>
+              <w:bottom w:type="dxa" w:w="40"/>
+              <w:right w:type="dxa" w:w="80"/>
+            </w:tcMar>
+          </w:tcPr>
+          <w:p>
+            <w:pPr>
+              <w:spacing w:after="20" w:before="20"/>
+              <w:jc w:val="left"/>
+            </w:pPr>
+            <w:r>
+              <w:rPr>
+                <w:rFonts w:ascii="Calibri" w:cs="Calibri" w:eastAsia="Calibri" w:hAnsi="Calibri"/>
+                <w:b w:val="false"/>
+                <w:bCs w:val="false"/>
+                <w:color w:val="000000"/>
+                <w:sz w:val="18"/>
+                <w:szCs w:val="18"/>
+              </w:rPr>
+              <w:t xml:space="preserve">/ja/point/**</w:t>
+            </w:r>
+          </w:p>
+        </w:tc>
       </w:tr>
       <w:tr>
         <w:tc>
@@ -22857,6 +23055,34 @@
             </w:r>
           </w:p>
         </w:tc>
+        <w:tc>
+          <w:tcPr>
+            <w:shd w:fill="FFFFFF" w:color="auto" w:val="clear"/>
+            <w:tcMar>
+              <w:top w:type="dxa" w:w="40"/>
+              <w:left w:type="dxa" w:w="80"/>
+              <w:bottom w:type="dxa" w:w="40"/>
+              <w:right w:type="dxa" w:w="80"/>
+            </w:tcMar>
+          </w:tcPr>
+          <w:p>
+            <w:pPr>
+              <w:spacing w:after="20" w:before="20"/>
+              <w:jc w:val="left"/>
+            </w:pPr>
+            <w:r>
+              <w:rPr>
+                <w:rFonts w:ascii="Calibri" w:cs="Calibri" w:eastAsia="Calibri" w:hAnsi="Calibri"/>
+                <w:b w:val="false"/>
+                <w:bCs w:val="false"/>
+                <w:color w:val="000000"/>
+                <w:sz w:val="18"/>
+                <w:szCs w:val="18"/>
+              </w:rPr>
+              <w:t xml:space="preserve">/ja/insurance/**</w:t>
+            </w:r>
+          </w:p>
+        </w:tc>
       </w:tr>
       <w:tr>
         <w:tc>
@@ -22971,6 +23197,34 @@
             </w:r>
           </w:p>
         </w:tc>
+        <w:tc>
+          <w:tcPr>
+            <w:shd w:fill="F2F5FB" w:color="auto" w:val="clear"/>
+            <w:tcMar>
+              <w:top w:type="dxa" w:w="40"/>
+              <w:left w:type="dxa" w:w="80"/>
+              <w:bottom w:type="dxa" w:w="40"/>
+              <w:right w:type="dxa" w:w="80"/>
+            </w:tcMar>
+          </w:tcPr>
+          <w:p>
+            <w:pPr>
+              <w:spacing w:after="20" w:before="20"/>
+              <w:jc w:val="left"/>
+            </w:pPr>
+            <w:r>
+              <w:rPr>
+                <w:rFonts w:ascii="Calibri" w:cs="Calibri" w:eastAsia="Calibri" w:hAnsi="Calibri"/>
+                <w:b w:val="false"/>
+                <w:bCs w:val="false"/>
+                <w:color w:val="000000"/>
+                <w:sz w:val="18"/>
+                <w:szCs w:val="18"/>
+              </w:rPr>
+              <w:t xml:space="preserve">/ja/privacy*.html, /ja/tc.html, /ja/smallprint*, /ja/cnasp.html, /ja/aasfp.html</w:t>
+            </w:r>
+          </w:p>
+        </w:tc>
       </w:tr>
       <w:tr>
         <w:tc>
@@ -23085,6 +23339,34 @@
             </w:r>
           </w:p>
         </w:tc>
+        <w:tc>
+          <w:tcPr>
+            <w:shd w:fill="FFFFFF" w:color="auto" w:val="clear"/>
+            <w:tcMar>
+              <w:top w:type="dxa" w:w="40"/>
+              <w:left w:type="dxa" w:w="80"/>
+              <w:bottom w:type="dxa" w:w="40"/>
+              <w:right w:type="dxa" w:w="80"/>
+            </w:tcMar>
+          </w:tcPr>
+          <w:p>
+            <w:pPr>
+              <w:spacing w:after="20" w:before="20"/>
+              <w:jc w:val="left"/>
+            </w:pPr>
+            <w:r>
+              <w:rPr>
+                <w:rFonts w:ascii="Calibri" w:cs="Calibri" w:eastAsia="Calibri" w:hAnsi="Calibri"/>
+                <w:b w:val="false"/>
+                <w:bCs w:val="false"/>
+                <w:color w:val="000000"/>
+                <w:sz w:val="18"/>
+                <w:szCs w:val="18"/>
+              </w:rPr>
+              <w:t xml:space="preserve">/ja/entertainment/**</w:t>
+            </w:r>
+          </w:p>
+        </w:tc>
       </w:tr>
       <w:tr>
         <w:tc>
@@ -23199,6 +23481,34 @@
             </w:r>
           </w:p>
         </w:tc>
+        <w:tc>
+          <w:tcPr>
+            <w:shd w:fill="F2F5FB" w:color="auto" w:val="clear"/>
+            <w:tcMar>
+              <w:top w:type="dxa" w:w="40"/>
+              <w:left w:type="dxa" w:w="80"/>
+              <w:bottom w:type="dxa" w:w="40"/>
+              <w:right w:type="dxa" w:w="80"/>
+            </w:tcMar>
+          </w:tcPr>
+          <w:p>
+            <w:pPr>
+              <w:spacing w:after="20" w:before="20"/>
+              <w:jc w:val="left"/>
+            </w:pPr>
+            <w:r>
+              <w:rPr>
+                <w:rFonts w:ascii="Calibri" w:cs="Calibri" w:eastAsia="Calibri" w:hAnsi="Calibri"/>
+                <w:b w:val="false"/>
+                <w:bCs w:val="false"/>
+                <w:color w:val="000000"/>
+                <w:sz w:val="18"/>
+                <w:szCs w:val="18"/>
+              </w:rPr>
+              <w:t xml:space="preserve">/ja/campaign/**, /ja/campaign.html</w:t>
+            </w:r>
+          </w:p>
+        </w:tc>
       </w:tr>
       <w:tr>
         <w:tc>
@@ -23313,6 +23623,34 @@
             </w:r>
           </w:p>
         </w:tc>
+        <w:tc>
+          <w:tcPr>
+            <w:shd w:fill="FFFFFF" w:color="auto" w:val="clear"/>
+            <w:tcMar>
+              <w:top w:type="dxa" w:w="40"/>
+              <w:left w:type="dxa" w:w="80"/>
+              <w:bottom w:type="dxa" w:w="40"/>
+              <w:right w:type="dxa" w:w="80"/>
+            </w:tcMar>
+          </w:tcPr>
+          <w:p>
+            <w:pPr>
+              <w:spacing w:after="20" w:before="20"/>
+              <w:jc w:val="left"/>
+            </w:pPr>
+            <w:r>
+              <w:rPr>
+                <w:rFonts w:ascii="Calibri" w:cs="Calibri" w:eastAsia="Calibri" w:hAnsi="Calibri"/>
+                <w:b w:val="false"/>
+                <w:bCs w:val="false"/>
+                <w:color w:val="000000"/>
+                <w:sz w:val="18"/>
+                <w:szCs w:val="18"/>
+              </w:rPr>
+              <w:t xml:space="preserve">/ja/contact.html, /ja/contact_form.html, /ja/contact/**</w:t>
+            </w:r>
+          </w:p>
+        </w:tc>
       </w:tr>
       <w:tr>
         <w:tc>
@@ -23427,6 +23765,34 @@
             </w:r>
           </w:p>
         </w:tc>
+        <w:tc>
+          <w:tcPr>
+            <w:shd w:fill="F2F5FB" w:color="auto" w:val="clear"/>
+            <w:tcMar>
+              <w:top w:type="dxa" w:w="40"/>
+              <w:left w:type="dxa" w:w="80"/>
+              <w:bottom w:type="dxa" w:w="40"/>
+              <w:right w:type="dxa" w:w="80"/>
+            </w:tcMar>
+          </w:tcPr>
+          <w:p>
+            <w:pPr>
+              <w:spacing w:after="20" w:before="20"/>
+              <w:jc w:val="left"/>
+            </w:pPr>
+            <w:r>
+              <w:rPr>
+                <w:rFonts w:ascii="Calibri" w:cs="Calibri" w:eastAsia="Calibri" w:hAnsi="Calibri"/>
+                <w:b w:val="false"/>
+                <w:bCs w:val="false"/>
+                <w:color w:val="000000"/>
+                <w:sz w:val="18"/>
+                <w:szCs w:val="18"/>
+              </w:rPr>
+              <w:t xml:space="preserve">/ja/index.html, /ja/gourmet/**, /ja/*.html (top-level)</w:t>
+            </w:r>
+          </w:p>
+        </w:tc>
       </w:tr>
       <w:tr>
         <w:tc>
@@ -23538,6 +23904,34 @@
                 <w:szCs w:val="18"/>
               </w:rPr>
               <w:t xml:space="preserve">Standard editorial/landing</w:t>
+            </w:r>
+          </w:p>
+        </w:tc>
+        <w:tc>
+          <w:tcPr>
+            <w:shd w:fill="FFFFFF" w:color="auto" w:val="clear"/>
+            <w:tcMar>
+              <w:top w:type="dxa" w:w="40"/>
+              <w:left w:type="dxa" w:w="80"/>
+              <w:bottom w:type="dxa" w:w="40"/>
+              <w:right w:type="dxa" w:w="80"/>
+            </w:tcMar>
+          </w:tcPr>
+          <w:p>
+            <w:pPr>
+              <w:spacing w:after="20" w:before="20"/>
+              <w:jc w:val="left"/>
+            </w:pPr>
+            <w:r>
+              <w:rPr>
+                <w:rFonts w:ascii="Calibri" w:cs="Calibri" w:eastAsia="Calibri" w:hAnsi="Calibri"/>
+                <w:b w:val="false"/>
+                <w:bCs w:val="false"/>
+                <w:color w:val="000000"/>
+                <w:sz w:val="18"/>
+                <w:szCs w:val="18"/>
+              </w:rPr>
+              <w:t xml:space="preserve">/corporate/**, /ja/corporate_site/**, /en/**</w:t>
             </w:r>
           </w:p>
         </w:tc>

--- a/Diners_SumitClub_Migration_Analysis.docx
+++ b/Diners_SumitClub_Migration_Analysis.docx
@@ -19584,7 +19584,766 @@
           <w:sz w:val="25"/>
           <w:szCs w:val="25"/>
         </w:rPr>
-        <w:t xml:space="preserve">3.1  Diners Club (diners.co.jp) — 1,765 pages</w:t>
+        <w:t xml:space="preserve">3.1  Migration mode definitions</w:t>
+      </w:r>
+    </w:p>
+    <w:p>
+      <w:pPr>
+        <w:spacing w:after="80" w:before="60"/>
+        <w:jc w:val="left"/>
+      </w:pPr>
+      <w:r>
+        <w:rPr>
+          <w:rFonts w:ascii="Calibri" w:cs="Calibri" w:eastAsia="Calibri" w:hAnsi="Calibri"/>
+          <w:color w:val="000000"/>
+          <w:sz w:val="21"/>
+          <w:szCs w:val="21"/>
+        </w:rPr>
+        <w:t xml:space="preserve">Each row in the tables below is classified by how the page can be moved into Edge Delivery Services. The classification is driven by one question: how much human judgement is needed per page once the block library and parsers exist? The four modes are defined below, with the reasoning for when each applies.</w:t>
+      </w:r>
+    </w:p>
+    <w:tbl>
+      <w:tblPr>
+        <w:tblW w:type="pct" w:w="100%"/>
+        <w:tblBorders>
+          <w:top w:val="single" w:color="BFBFBF" w:sz="4"/>
+          <w:left w:val="single" w:color="BFBFBF" w:sz="4"/>
+          <w:bottom w:val="single" w:color="BFBFBF" w:sz="4"/>
+          <w:right w:val="single" w:color="BFBFBF" w:sz="4"/>
+          <w:insideH w:val="single" w:color="BFBFBF" w:sz="4"/>
+          <w:insideV w:val="single" w:color="BFBFBF" w:sz="4"/>
+        </w:tblBorders>
+      </w:tblPr>
+      <w:tblGrid>
+        <w:gridCol w:w="100"/>
+        <w:gridCol w:w="100"/>
+        <w:gridCol w:w="100"/>
+        <w:gridCol w:w="100"/>
+      </w:tblGrid>
+      <w:tr>
+        <w:trPr>
+          <w:tblHeader/>
+        </w:trPr>
+        <w:tc>
+          <w:tcPr>
+            <w:tcW w:type="pct" w:w="16%"/>
+            <w:shd w:fill="1F3864" w:color="auto" w:val="clear"/>
+            <w:tcMar>
+              <w:top w:type="dxa" w:w="40"/>
+              <w:left w:type="dxa" w:w="80"/>
+              <w:bottom w:type="dxa" w:w="40"/>
+              <w:right w:type="dxa" w:w="80"/>
+            </w:tcMar>
+          </w:tcPr>
+          <w:p>
+            <w:pPr>
+              <w:spacing w:after="20" w:before="20"/>
+              <w:jc w:val="center"/>
+            </w:pPr>
+            <w:r>
+              <w:rPr>
+                <w:rFonts w:ascii="Calibri" w:cs="Calibri" w:eastAsia="Calibri" w:hAnsi="Calibri"/>
+                <w:b/>
+                <w:bCs/>
+                <w:color w:val="FFFFFF"/>
+                <w:sz w:val="18"/>
+                <w:szCs w:val="18"/>
+              </w:rPr>
+              <w:t xml:space="preserve">Migration Mode</w:t>
+            </w:r>
+          </w:p>
+        </w:tc>
+        <w:tc>
+          <w:tcPr>
+            <w:tcW w:type="pct" w:w="26%"/>
+            <w:shd w:fill="1F3864" w:color="auto" w:val="clear"/>
+            <w:tcMar>
+              <w:top w:type="dxa" w:w="40"/>
+              <w:left w:type="dxa" w:w="80"/>
+              <w:bottom w:type="dxa" w:w="40"/>
+              <w:right w:type="dxa" w:w="80"/>
+            </w:tcMar>
+          </w:tcPr>
+          <w:p>
+            <w:pPr>
+              <w:spacing w:after="20" w:before="20"/>
+              <w:jc w:val="center"/>
+            </w:pPr>
+            <w:r>
+              <w:rPr>
+                <w:rFonts w:ascii="Calibri" w:cs="Calibri" w:eastAsia="Calibri" w:hAnsi="Calibri"/>
+                <w:b/>
+                <w:bCs/>
+                <w:color w:val="FFFFFF"/>
+                <w:sz w:val="18"/>
+                <w:szCs w:val="18"/>
+              </w:rPr>
+              <w:t xml:space="preserve">What it means</w:t>
+            </w:r>
+          </w:p>
+        </w:tc>
+        <w:tc>
+          <w:tcPr>
+            <w:tcW w:type="pct" w:w="42%"/>
+            <w:shd w:fill="1F3864" w:color="auto" w:val="clear"/>
+            <w:tcMar>
+              <w:top w:type="dxa" w:w="40"/>
+              <w:left w:type="dxa" w:w="80"/>
+              <w:bottom w:type="dxa" w:w="40"/>
+              <w:right w:type="dxa" w:w="80"/>
+            </w:tcMar>
+          </w:tcPr>
+          <w:p>
+            <w:pPr>
+              <w:spacing w:after="20" w:before="20"/>
+              <w:jc w:val="center"/>
+            </w:pPr>
+            <w:r>
+              <w:rPr>
+                <w:rFonts w:ascii="Calibri" w:cs="Calibri" w:eastAsia="Calibri" w:hAnsi="Calibri"/>
+                <w:b/>
+                <w:bCs/>
+                <w:color w:val="FFFFFF"/>
+                <w:sz w:val="18"/>
+                <w:szCs w:val="18"/>
+              </w:rPr>
+              <w:t xml:space="preserve">Why a page lands here</w:t>
+            </w:r>
+          </w:p>
+        </w:tc>
+        <w:tc>
+          <w:tcPr>
+            <w:tcW w:type="pct" w:w="16%"/>
+            <w:shd w:fill="1F3864" w:color="auto" w:val="clear"/>
+            <w:tcMar>
+              <w:top w:type="dxa" w:w="40"/>
+              <w:left w:type="dxa" w:w="80"/>
+              <w:bottom w:type="dxa" w:w="40"/>
+              <w:right w:type="dxa" w:w="80"/>
+            </w:tcMar>
+          </w:tcPr>
+          <w:p>
+            <w:pPr>
+              <w:spacing w:after="20" w:before="20"/>
+              <w:jc w:val="center"/>
+            </w:pPr>
+            <w:r>
+              <w:rPr>
+                <w:rFonts w:ascii="Calibri" w:cs="Calibri" w:eastAsia="Calibri" w:hAnsi="Calibri"/>
+                <w:b/>
+                <w:bCs/>
+                <w:color w:val="FFFFFF"/>
+                <w:sz w:val="18"/>
+                <w:szCs w:val="18"/>
+              </w:rPr>
+              <w:t xml:space="preserve">Per-page human effort</w:t>
+            </w:r>
+          </w:p>
+        </w:tc>
+      </w:tr>
+      <w:tr>
+        <w:tc>
+          <w:tcPr>
+            <w:shd w:fill="FFFFFF" w:color="auto" w:val="clear"/>
+            <w:tcMar>
+              <w:top w:type="dxa" w:w="40"/>
+              <w:left w:type="dxa" w:w="80"/>
+              <w:bottom w:type="dxa" w:w="40"/>
+              <w:right w:type="dxa" w:w="80"/>
+            </w:tcMar>
+          </w:tcPr>
+          <w:p>
+            <w:pPr>
+              <w:spacing w:after="20" w:before="20"/>
+              <w:jc w:val="left"/>
+            </w:pPr>
+            <w:r>
+              <w:rPr>
+                <w:rFonts w:ascii="Calibri" w:cs="Calibri" w:eastAsia="Calibri" w:hAnsi="Calibri"/>
+                <w:b/>
+                <w:bCs/>
+                <w:color w:val="000000"/>
+                <w:sz w:val="18"/>
+                <w:szCs w:val="18"/>
+              </w:rPr>
+              <w:t xml:space="preserve">Automated</w:t>
+            </w:r>
+          </w:p>
+        </w:tc>
+        <w:tc>
+          <w:tcPr>
+            <w:shd w:fill="FFFFFF" w:color="auto" w:val="clear"/>
+            <w:tcMar>
+              <w:top w:type="dxa" w:w="40"/>
+              <w:left w:type="dxa" w:w="80"/>
+              <w:bottom w:type="dxa" w:w="40"/>
+              <w:right w:type="dxa" w:w="80"/>
+            </w:tcMar>
+          </w:tcPr>
+          <w:p>
+            <w:pPr>
+              <w:spacing w:after="20" w:before="20"/>
+              <w:jc w:val="left"/>
+            </w:pPr>
+            <w:r>
+              <w:rPr>
+                <w:rFonts w:ascii="Calibri" w:cs="Calibri" w:eastAsia="Calibri" w:hAnsi="Calibri"/>
+                <w:b w:val="false"/>
+                <w:bCs w:val="false"/>
+                <w:color w:val="000000"/>
+                <w:sz w:val="18"/>
+                <w:szCs w:val="18"/>
+              </w:rPr>
+              <w:t xml:space="preserve">The page is imported end-to-end by the bulk import pipeline (block parsers + page transformers). A human only spot-checks a sample, not every page.</w:t>
+            </w:r>
+          </w:p>
+        </w:tc>
+        <w:tc>
+          <w:tcPr>
+            <w:shd w:fill="FFFFFF" w:color="auto" w:val="clear"/>
+            <w:tcMar>
+              <w:top w:type="dxa" w:w="40"/>
+              <w:left w:type="dxa" w:w="80"/>
+              <w:bottom w:type="dxa" w:w="40"/>
+              <w:right w:type="dxa" w:w="80"/>
+            </w:tcMar>
+          </w:tcPr>
+          <w:p>
+            <w:pPr>
+              <w:spacing w:after="20" w:before="20"/>
+              <w:jc w:val="left"/>
+            </w:pPr>
+            <w:r>
+              <w:rPr>
+                <w:rFonts w:ascii="Calibri" w:cs="Calibri" w:eastAsia="Calibri" w:hAnsi="Calibri"/>
+                <w:b w:val="false"/>
+                <w:bCs w:val="false"/>
+                <w:color w:val="000000"/>
+                <w:sz w:val="18"/>
+                <w:szCs w:val="18"/>
+              </w:rPr>
+              <w:t xml:space="preserve">Pages share one repeating structure with no per-page logic: a parser written once recognises the same blocks across hundreds of pages. Content is static text/image/link markup. Highest-volume groups (Magazine, Benefit, Notice/Press) qualify because every page is built the same way.</w:t>
+            </w:r>
+          </w:p>
+        </w:tc>
+        <w:tc>
+          <w:tcPr>
+            <w:shd w:fill="FFFFFF" w:color="auto" w:val="clear"/>
+            <w:tcMar>
+              <w:top w:type="dxa" w:w="40"/>
+              <w:left w:type="dxa" w:w="80"/>
+              <w:bottom w:type="dxa" w:w="40"/>
+              <w:right w:type="dxa" w:w="80"/>
+            </w:tcMar>
+          </w:tcPr>
+          <w:p>
+            <w:pPr>
+              <w:spacing w:after="20" w:before="20"/>
+              <w:jc w:val="left"/>
+            </w:pPr>
+            <w:r>
+              <w:rPr>
+                <w:rFonts w:ascii="Calibri" w:cs="Calibri" w:eastAsia="Calibri" w:hAnsi="Calibri"/>
+                <w:b w:val="false"/>
+                <w:bCs w:val="false"/>
+                <w:color w:val="000000"/>
+                <w:sz w:val="18"/>
+                <w:szCs w:val="18"/>
+              </w:rPr>
+              <w:t xml:space="preserve">Near-zero (sampling QA only)</w:t>
+            </w:r>
+          </w:p>
+        </w:tc>
+      </w:tr>
+      <w:tr>
+        <w:tc>
+          <w:tcPr>
+            <w:shd w:fill="F2F5FB" w:color="auto" w:val="clear"/>
+            <w:tcMar>
+              <w:top w:type="dxa" w:w="40"/>
+              <w:left w:type="dxa" w:w="80"/>
+              <w:bottom w:type="dxa" w:w="40"/>
+              <w:right w:type="dxa" w:w="80"/>
+            </w:tcMar>
+          </w:tcPr>
+          <w:p>
+            <w:pPr>
+              <w:spacing w:after="20" w:before="20"/>
+              <w:jc w:val="left"/>
+            </w:pPr>
+            <w:r>
+              <w:rPr>
+                <w:rFonts w:ascii="Calibri" w:cs="Calibri" w:eastAsia="Calibri" w:hAnsi="Calibri"/>
+                <w:b/>
+                <w:bCs/>
+                <w:color w:val="000000"/>
+                <w:sz w:val="18"/>
+                <w:szCs w:val="18"/>
+              </w:rPr>
+              <w:t xml:space="preserve">Assisted</w:t>
+            </w:r>
+          </w:p>
+        </w:tc>
+        <w:tc>
+          <w:tcPr>
+            <w:shd w:fill="F2F5FB" w:color="auto" w:val="clear"/>
+            <w:tcMar>
+              <w:top w:type="dxa" w:w="40"/>
+              <w:left w:type="dxa" w:w="80"/>
+              <w:bottom w:type="dxa" w:w="40"/>
+              <w:right w:type="dxa" w:w="80"/>
+            </w:tcMar>
+          </w:tcPr>
+          <w:p>
+            <w:pPr>
+              <w:spacing w:after="20" w:before="20"/>
+              <w:jc w:val="left"/>
+            </w:pPr>
+            <w:r>
+              <w:rPr>
+                <w:rFonts w:ascii="Calibri" w:cs="Calibri" w:eastAsia="Calibri" w:hAnsi="Calibri"/>
+                <w:b w:val="false"/>
+                <w:bCs w:val="false"/>
+                <w:color w:val="000000"/>
+                <w:sz w:val="18"/>
+                <w:szCs w:val="18"/>
+              </w:rPr>
+              <w:t xml:space="preserve">Mostly automated, but a person reviews and finishes each page after import — fixing a table, re-linking a CTA, confirming a data-driven block rendered correctly.</w:t>
+            </w:r>
+          </w:p>
+        </w:tc>
+        <w:tc>
+          <w:tcPr>
+            <w:shd w:fill="F2F5FB" w:color="auto" w:val="clear"/>
+            <w:tcMar>
+              <w:top w:type="dxa" w:w="40"/>
+              <w:left w:type="dxa" w:w="80"/>
+              <w:bottom w:type="dxa" w:w="40"/>
+              <w:right w:type="dxa" w:w="80"/>
+            </w:tcMar>
+          </w:tcPr>
+          <w:p>
+            <w:pPr>
+              <w:spacing w:after="20" w:before="20"/>
+              <w:jc w:val="left"/>
+            </w:pPr>
+            <w:r>
+              <w:rPr>
+                <w:rFonts w:ascii="Calibri" w:cs="Calibri" w:eastAsia="Calibri" w:hAnsi="Calibri"/>
+                <w:b w:val="false"/>
+                <w:bCs w:val="false"/>
+                <w:color w:val="000000"/>
+                <w:sz w:val="18"/>
+                <w:szCs w:val="18"/>
+              </w:rPr>
+              <w:t xml:space="preserve">The structure is recognisable to a parser, but the page carries elements the parser cannot fully resolve on its own: complex spec/fee tables, comparison layouts, application CTAs, or blocks fed by JSON/XML feeds. Import does 70–90% of the work; a human closes the gap.</w:t>
+            </w:r>
+          </w:p>
+        </w:tc>
+        <w:tc>
+          <w:tcPr>
+            <w:shd w:fill="F2F5FB" w:color="auto" w:val="clear"/>
+            <w:tcMar>
+              <w:top w:type="dxa" w:w="40"/>
+              <w:left w:type="dxa" w:w="80"/>
+              <w:bottom w:type="dxa" w:w="40"/>
+              <w:right w:type="dxa" w:w="80"/>
+            </w:tcMar>
+          </w:tcPr>
+          <w:p>
+            <w:pPr>
+              <w:spacing w:after="20" w:before="20"/>
+              <w:jc w:val="left"/>
+            </w:pPr>
+            <w:r>
+              <w:rPr>
+                <w:rFonts w:ascii="Calibri" w:cs="Calibri" w:eastAsia="Calibri" w:hAnsi="Calibri"/>
+                <w:b w:val="false"/>
+                <w:bCs w:val="false"/>
+                <w:color w:val="000000"/>
+                <w:sz w:val="18"/>
+                <w:szCs w:val="18"/>
+              </w:rPr>
+              <w:t xml:space="preserve">Low–moderate (review + touch-up each page)</w:t>
+            </w:r>
+          </w:p>
+        </w:tc>
+      </w:tr>
+      <w:tr>
+        <w:tc>
+          <w:tcPr>
+            <w:shd w:fill="FFFFFF" w:color="auto" w:val="clear"/>
+            <w:tcMar>
+              <w:top w:type="dxa" w:w="40"/>
+              <w:left w:type="dxa" w:w="80"/>
+              <w:bottom w:type="dxa" w:w="40"/>
+              <w:right w:type="dxa" w:w="80"/>
+            </w:tcMar>
+          </w:tcPr>
+          <w:p>
+            <w:pPr>
+              <w:spacing w:after="20" w:before="20"/>
+              <w:jc w:val="left"/>
+            </w:pPr>
+            <w:r>
+              <w:rPr>
+                <w:rFonts w:ascii="Calibri" w:cs="Calibri" w:eastAsia="Calibri" w:hAnsi="Calibri"/>
+                <w:b/>
+                <w:bCs/>
+                <w:color w:val="000000"/>
+                <w:sz w:val="18"/>
+                <w:szCs w:val="18"/>
+              </w:rPr>
+              <w:t xml:space="preserve">Manual</w:t>
+            </w:r>
+          </w:p>
+        </w:tc>
+        <w:tc>
+          <w:tcPr>
+            <w:shd w:fill="FFFFFF" w:color="auto" w:val="clear"/>
+            <w:tcMar>
+              <w:top w:type="dxa" w:w="40"/>
+              <w:left w:type="dxa" w:w="80"/>
+              <w:bottom w:type="dxa" w:w="40"/>
+              <w:right w:type="dxa" w:w="80"/>
+            </w:tcMar>
+          </w:tcPr>
+          <w:p>
+            <w:pPr>
+              <w:spacing w:after="20" w:before="20"/>
+              <w:jc w:val="left"/>
+            </w:pPr>
+            <w:r>
+              <w:rPr>
+                <w:rFonts w:ascii="Calibri" w:cs="Calibri" w:eastAsia="Calibri" w:hAnsi="Calibri"/>
+                <w:b w:val="false"/>
+                <w:bCs w:val="false"/>
+                <w:color w:val="000000"/>
+                <w:sz w:val="18"/>
+                <w:szCs w:val="18"/>
+              </w:rPr>
+              <w:t xml:space="preserve">The page is rebuilt by hand in the EDS authoring model; the importer is not relied on for layout.</w:t>
+            </w:r>
+          </w:p>
+        </w:tc>
+        <w:tc>
+          <w:tcPr>
+            <w:shd w:fill="FFFFFF" w:color="auto" w:val="clear"/>
+            <w:tcMar>
+              <w:top w:type="dxa" w:w="40"/>
+              <w:left w:type="dxa" w:w="80"/>
+              <w:bottom w:type="dxa" w:w="40"/>
+              <w:right w:type="dxa" w:w="80"/>
+            </w:tcMar>
+          </w:tcPr>
+          <w:p>
+            <w:pPr>
+              <w:spacing w:after="20" w:before="20"/>
+              <w:jc w:val="left"/>
+            </w:pPr>
+            <w:r>
+              <w:rPr>
+                <w:rFonts w:ascii="Calibri" w:cs="Calibri" w:eastAsia="Calibri" w:hAnsi="Calibri"/>
+                <w:b w:val="false"/>
+                <w:bCs w:val="false"/>
+                <w:color w:val="000000"/>
+                <w:sz w:val="18"/>
+                <w:szCs w:val="18"/>
+              </w:rPr>
+              <w:t xml:space="preserve">Layout is bespoke or one-off (homepages, hero-heavy section landings, campaign LPs) where each page is unique, so there is no repeating pattern for a parser to exploit. Also applies to pages that are thin wrappers around an external system (iframe forms) — the wrapper is recreated by hand and the embed re-pointed.</w:t>
+            </w:r>
+          </w:p>
+        </w:tc>
+        <w:tc>
+          <w:tcPr>
+            <w:shd w:fill="FFFFFF" w:color="auto" w:val="clear"/>
+            <w:tcMar>
+              <w:top w:type="dxa" w:w="40"/>
+              <w:left w:type="dxa" w:w="80"/>
+              <w:bottom w:type="dxa" w:w="40"/>
+              <w:right w:type="dxa" w:w="80"/>
+            </w:tcMar>
+          </w:tcPr>
+          <w:p>
+            <w:pPr>
+              <w:spacing w:after="20" w:before="20"/>
+              <w:jc w:val="left"/>
+            </w:pPr>
+            <w:r>
+              <w:rPr>
+                <w:rFonts w:ascii="Calibri" w:cs="Calibri" w:eastAsia="Calibri" w:hAnsi="Calibri"/>
+                <w:b w:val="false"/>
+                <w:bCs w:val="false"/>
+                <w:color w:val="000000"/>
+                <w:sz w:val="18"/>
+                <w:szCs w:val="18"/>
+              </w:rPr>
+              <w:t xml:space="preserve">High (full rebuild per page)</w:t>
+            </w:r>
+          </w:p>
+        </w:tc>
+      </w:tr>
+      <w:tr>
+        <w:tc>
+          <w:tcPr>
+            <w:shd w:fill="F2F5FB" w:color="auto" w:val="clear"/>
+            <w:tcMar>
+              <w:top w:type="dxa" w:w="40"/>
+              <w:left w:type="dxa" w:w="80"/>
+              <w:bottom w:type="dxa" w:w="40"/>
+              <w:right w:type="dxa" w:w="80"/>
+            </w:tcMar>
+          </w:tcPr>
+          <w:p>
+            <w:pPr>
+              <w:spacing w:after="20" w:before="20"/>
+              <w:jc w:val="left"/>
+            </w:pPr>
+            <w:r>
+              <w:rPr>
+                <w:rFonts w:ascii="Calibri" w:cs="Calibri" w:eastAsia="Calibri" w:hAnsi="Calibri"/>
+                <w:b/>
+                <w:bCs/>
+                <w:color w:val="000000"/>
+                <w:sz w:val="18"/>
+                <w:szCs w:val="18"/>
+              </w:rPr>
+              <w:t xml:space="preserve">Mixed</w:t>
+            </w:r>
+          </w:p>
+        </w:tc>
+        <w:tc>
+          <w:tcPr>
+            <w:shd w:fill="F2F5FB" w:color="auto" w:val="clear"/>
+            <w:tcMar>
+              <w:top w:type="dxa" w:w="40"/>
+              <w:left w:type="dxa" w:w="80"/>
+              <w:bottom w:type="dxa" w:w="40"/>
+              <w:right w:type="dxa" w:w="80"/>
+            </w:tcMar>
+          </w:tcPr>
+          <w:p>
+            <w:pPr>
+              <w:spacing w:after="20" w:before="20"/>
+              <w:jc w:val="left"/>
+            </w:pPr>
+            <w:r>
+              <w:rPr>
+                <w:rFonts w:ascii="Calibri" w:cs="Calibri" w:eastAsia="Calibri" w:hAnsi="Calibri"/>
+                <w:b w:val="false"/>
+                <w:bCs w:val="false"/>
+                <w:color w:val="000000"/>
+                <w:sz w:val="18"/>
+                <w:szCs w:val="18"/>
+              </w:rPr>
+              <w:t xml:space="preserve">The group contains a blend: most pages are Automated, but a minority within the same URL tree need Manual/Assisted handling. Reported as one row because they live under one section.</w:t>
+            </w:r>
+          </w:p>
+        </w:tc>
+        <w:tc>
+          <w:tcPr>
+            <w:shd w:fill="F2F5FB" w:color="auto" w:val="clear"/>
+            <w:tcMar>
+              <w:top w:type="dxa" w:w="40"/>
+              <w:left w:type="dxa" w:w="80"/>
+              <w:bottom w:type="dxa" w:w="40"/>
+              <w:right w:type="dxa" w:w="80"/>
+            </w:tcMar>
+          </w:tcPr>
+          <w:p>
+            <w:pPr>
+              <w:spacing w:after="20" w:before="20"/>
+              <w:jc w:val="left"/>
+            </w:pPr>
+            <w:r>
+              <w:rPr>
+                <w:rFonts w:ascii="Calibri" w:cs="Calibri" w:eastAsia="Calibri" w:hAnsi="Calibri"/>
+                <w:b w:val="false"/>
+                <w:bCs w:val="false"/>
+                <w:color w:val="000000"/>
+                <w:sz w:val="18"/>
+                <w:szCs w:val="18"/>
+              </w:rPr>
+              <w:t xml:space="preserve">Used where a section is mostly uniform but contains exceptions — e.g. Usage/Guides is largely static (Automated) but the 3-D Secure / registration sub-pages are interactive (Manual). Splitting them into separate rows would overstate precision; "Mixed" flags that the section needs triage before batch import.</w:t>
+            </w:r>
+          </w:p>
+        </w:tc>
+        <w:tc>
+          <w:tcPr>
+            <w:shd w:fill="F2F5FB" w:color="auto" w:val="clear"/>
+            <w:tcMar>
+              <w:top w:type="dxa" w:w="40"/>
+              <w:left w:type="dxa" w:w="80"/>
+              <w:bottom w:type="dxa" w:w="40"/>
+              <w:right w:type="dxa" w:w="80"/>
+            </w:tcMar>
+          </w:tcPr>
+          <w:p>
+            <w:pPr>
+              <w:spacing w:after="20" w:before="20"/>
+              <w:jc w:val="left"/>
+            </w:pPr>
+            <w:r>
+              <w:rPr>
+                <w:rFonts w:ascii="Calibri" w:cs="Calibri" w:eastAsia="Calibri" w:hAnsi="Calibri"/>
+                <w:b w:val="false"/>
+                <w:bCs w:val="false"/>
+                <w:color w:val="000000"/>
+                <w:sz w:val="18"/>
+                <w:szCs w:val="18"/>
+              </w:rPr>
+              <w:t xml:space="preserve">Mostly low, with a manual subset</w:t>
+            </w:r>
+          </w:p>
+        </w:tc>
+      </w:tr>
+      <w:tr>
+        <w:tc>
+          <w:tcPr>
+            <w:shd w:fill="FFFFFF" w:color="auto" w:val="clear"/>
+            <w:tcMar>
+              <w:top w:type="dxa" w:w="40"/>
+              <w:left w:type="dxa" w:w="80"/>
+              <w:bottom w:type="dxa" w:w="40"/>
+              <w:right w:type="dxa" w:w="80"/>
+            </w:tcMar>
+          </w:tcPr>
+          <w:p>
+            <w:pPr>
+              <w:spacing w:after="20" w:before="20"/>
+              <w:jc w:val="left"/>
+            </w:pPr>
+            <w:r>
+              <w:rPr>
+                <w:rFonts w:ascii="Calibri" w:cs="Calibri" w:eastAsia="Calibri" w:hAnsi="Calibri"/>
+                <w:b/>
+                <w:bCs/>
+                <w:color w:val="000000"/>
+                <w:sz w:val="18"/>
+                <w:szCs w:val="18"/>
+              </w:rPr>
+              <w:t xml:space="preserve">Out-of-scope</w:t>
+            </w:r>
+          </w:p>
+        </w:tc>
+        <w:tc>
+          <w:tcPr>
+            <w:shd w:fill="FFFFFF" w:color="auto" w:val="clear"/>
+            <w:tcMar>
+              <w:top w:type="dxa" w:w="40"/>
+              <w:left w:type="dxa" w:w="80"/>
+              <w:bottom w:type="dxa" w:w="40"/>
+              <w:right w:type="dxa" w:w="80"/>
+            </w:tcMar>
+          </w:tcPr>
+          <w:p>
+            <w:pPr>
+              <w:spacing w:after="20" w:before="20"/>
+              <w:jc w:val="left"/>
+            </w:pPr>
+            <w:r>
+              <w:rPr>
+                <w:rFonts w:ascii="Calibri" w:cs="Calibri" w:eastAsia="Calibri" w:hAnsi="Calibri"/>
+                <w:b w:val="false"/>
+                <w:bCs w:val="false"/>
+                <w:color w:val="000000"/>
+                <w:sz w:val="18"/>
+                <w:szCs w:val="18"/>
+              </w:rPr>
+              <w:t xml:space="preserve">Not migrated as CMS content. Only a link or wrapper is preserved; the underlying system stays where it is (or is re-platformed as a separate project).</w:t>
+            </w:r>
+          </w:p>
+        </w:tc>
+        <w:tc>
+          <w:tcPr>
+            <w:shd w:fill="FFFFFF" w:color="auto" w:val="clear"/>
+            <w:tcMar>
+              <w:top w:type="dxa" w:w="40"/>
+              <w:left w:type="dxa" w:w="80"/>
+              <w:bottom w:type="dxa" w:w="40"/>
+              <w:right w:type="dxa" w:w="80"/>
+            </w:tcMar>
+          </w:tcPr>
+          <w:p>
+            <w:pPr>
+              <w:spacing w:after="20" w:before="20"/>
+              <w:jc w:val="left"/>
+            </w:pPr>
+            <w:r>
+              <w:rPr>
+                <w:rFonts w:ascii="Calibri" w:cs="Calibri" w:eastAsia="Calibri" w:hAnsi="Calibri"/>
+                <w:b w:val="false"/>
+                <w:bCs w:val="false"/>
+                <w:color w:val="000000"/>
+                <w:sz w:val="18"/>
+                <w:szCs w:val="18"/>
+              </w:rPr>
+              <w:t xml:space="preserve">The "pages" are screens of an external application — the Club Online member area and the secured login tree. These are authenticated, dynamic application flows, not editable content, so they fall outside a content migration entirely.</w:t>
+            </w:r>
+          </w:p>
+        </w:tc>
+        <w:tc>
+          <w:tcPr>
+            <w:shd w:fill="FFFFFF" w:color="auto" w:val="clear"/>
+            <w:tcMar>
+              <w:top w:type="dxa" w:w="40"/>
+              <w:left w:type="dxa" w:w="80"/>
+              <w:bottom w:type="dxa" w:w="40"/>
+              <w:right w:type="dxa" w:w="80"/>
+            </w:tcMar>
+          </w:tcPr>
+          <w:p>
+            <w:pPr>
+              <w:spacing w:after="20" w:before="20"/>
+              <w:jc w:val="left"/>
+            </w:pPr>
+            <w:r>
+              <w:rPr>
+                <w:rFonts w:ascii="Calibri" w:cs="Calibri" w:eastAsia="Calibri" w:hAnsi="Calibri"/>
+                <w:b w:val="false"/>
+                <w:bCs w:val="false"/>
+                <w:color w:val="000000"/>
+                <w:sz w:val="18"/>
+                <w:szCs w:val="18"/>
+              </w:rPr>
+              <w:t xml:space="preserve">N/A (excluded; link-out only)</w:t>
+            </w:r>
+          </w:p>
+        </w:tc>
+      </w:tr>
+    </w:tbl>
+    <w:p>
+      <w:pPr>
+        <w:spacing w:after="120" w:before="40"/>
+        <w:jc w:val="left"/>
+      </w:pPr>
+      <w:r>
+        <w:rPr>
+          <w:rFonts w:ascii="Calibri" w:cs="Calibri" w:eastAsia="Calibri" w:hAnsi="Calibri"/>
+          <w:i/>
+          <w:iCs/>
+          <w:color w:val="000000"/>
+          <w:sz w:val="18"/>
+          <w:szCs w:val="18"/>
+        </w:rPr>
+        <w:t xml:space="preserve">Note on terminology: "Manual / Assisted" in the section tables denotes a group that needs human work on every page, spanning the Assisted-to-Manual range depending on the individual page; "Manual / Out-of-scope" denotes wrapper pages that are rebuilt by hand while the underlying flow is excluded.</w:t>
+      </w:r>
+    </w:p>
+    <w:p>
+      <w:pPr>
+        <w:pStyle w:val="Heading2"/>
+        <w:spacing w:after="100" w:before="220"/>
+      </w:pPr>
+      <w:r>
+        <w:rPr>
+          <w:rFonts w:ascii="Calibri" w:cs="Calibri" w:eastAsia="Calibri" w:hAnsi="Calibri"/>
+          <w:b/>
+          <w:bCs/>
+          <w:color w:val="2E5496"/>
+          <w:sz w:val="25"/>
+          <w:szCs w:val="25"/>
+        </w:rPr>
+        <w:t xml:space="preserve">3.2  Diners Club (diners.co.jp) — 1,765 pages</w:t>
       </w:r>
     </w:p>
     <w:tbl>
@@ -21918,7 +22677,7 @@
           <w:sz w:val="25"/>
           <w:szCs w:val="25"/>
         </w:rPr>
-        <w:t xml:space="preserve">3.2  TRUST CLUB (sumitclub.jp) — 439 pages</w:t>
+        <w:t xml:space="preserve">3.3  TRUST CLUB (sumitclub.jp) — 439 pages</w:t>
       </w:r>
     </w:p>
     <w:tbl>
@@ -23968,7 +24727,7 @@
           <w:sz w:val="25"/>
           <w:szCs w:val="25"/>
         </w:rPr>
-        <w:t xml:space="preserve">3.3  Combined totals</w:t>
+        <w:t xml:space="preserve">3.4  Combined totals</w:t>
       </w:r>
     </w:p>
     <w:tbl>
